--- a/Word-General/FormatoGeneral.docx
+++ b/Word-General/FormatoGeneral.docx
@@ -2057,7 +2057,7 @@
     <w:link w:val="Heading1Char"/>
     <w:uiPriority w:val="9"/>
     <w:qFormat/>
-    <w:rsid w:val="00C65F6D"/>
+    <w:rsid w:val="000A4E2A"/>
     <w:pPr>
       <w:keepNext/>
       <w:keepLines/>
@@ -2070,7 +2070,7 @@
     <w:rPr>
       <w:rFonts w:eastAsiaTheme="majorEastAsia" w:cstheme="majorBidi"/>
       <w:b/>
-      <w:color w:val="0F4761"/>
+      <w:color w:val="003C71"/>
       <w:sz w:val="32"/>
       <w:szCs w:val="40"/>
     </w:rPr>
@@ -2317,11 +2317,11 @@
     <w:basedOn w:val="DefaultParagraphFont"/>
     <w:link w:val="Heading1"/>
     <w:uiPriority w:val="9"/>
-    <w:rsid w:val="00C65F6D"/>
+    <w:rsid w:val="000A4E2A"/>
     <w:rPr>
       <w:rFonts w:ascii="Arial" w:eastAsiaTheme="majorEastAsia" w:hAnsi="Arial" w:cstheme="majorBidi"/>
       <w:b/>
-      <w:color w:val="0F4761"/>
+      <w:color w:val="003C71"/>
       <w:sz w:val="32"/>
       <w:szCs w:val="40"/>
     </w:rPr>
